--- a/docs/capacitacion/guion youtube/anteriores-6-videos/video-3-ia-definiciones-y-palabras-clave/video-3-ia-definiciones-y-palabras-clave-natural.docx
+++ b/docs/capacitacion/guion youtube/anteriores-6-videos/video-3-ia-definiciones-y-palabras-clave/video-3-ia-definiciones-y-palabras-clave-natural.docx
@@ -31,7 +31,7 @@
           <w:b/>
           <w:color w:val="1F4E9A"/>
         </w:rPr>
-        <w:t>[Diapositiva · La inteligencia artificial a nuestro alrededor]</w:t>
+        <w:t>[Diapositiva 1 · La inteligencia artificial a nuestro alrededor]</w:t>
       </w:r>
     </w:p>
     <w:p>
@@ -82,7 +82,7 @@
           <w:b/>
           <w:color w:val="1F4E9A"/>
         </w:rPr>
-        <w:t>[Diapositiva · La inteligencia artificial con imágenes de células]</w:t>
+        <w:t>[Diapositiva 2 · La inteligencia artificial con imágenes de células]</w:t>
       </w:r>
     </w:p>
     <w:p>
@@ -143,7 +143,7 @@
           <w:b/>
           <w:color w:val="1F4E9A"/>
         </w:rPr>
-        <w:t>[Diapositiva · Algunas definiciones de inteligencia artificial]</w:t>
+        <w:t>[Diapositiva 3 · Algunas definiciones de inteligencia artificial]</w:t>
       </w:r>
     </w:p>
     <w:p>
@@ -199,7 +199,7 @@
           <w:b/>
           <w:color w:val="1F4E9A"/>
         </w:rPr>
-        <w:t>[Diapositiva · Palabras que vamos a escuchar]</w:t>
+        <w:t>[Diapositiva 4 · Palabras que vamos a escuchar]</w:t>
       </w:r>
     </w:p>
     <w:p>
@@ -230,7 +230,7 @@
           <w:b/>
           <w:color w:val="1F4E9A"/>
         </w:rPr>
-        <w:t>[Diapositiva · Red neuronal]</w:t>
+        <w:t>[Diapositiva 5 · Red neuronal]</w:t>
       </w:r>
     </w:p>
     <w:p>
@@ -281,7 +281,7 @@
           <w:b/>
           <w:color w:val="1F4E9A"/>
         </w:rPr>
-        <w:t>[Diapositiva · Google Colab]</w:t>
+        <w:t>[Diapositiva 6 · Google Colab]</w:t>
       </w:r>
     </w:p>
     <w:p>
@@ -327,7 +327,7 @@
           <w:b/>
           <w:color w:val="1F4E9A"/>
         </w:rPr>
-        <w:t>[Diapositiva · Python]</w:t>
+        <w:t>[Diapositiva 7 · Python]</w:t>
       </w:r>
     </w:p>
     <w:p>
@@ -373,7 +373,7 @@
           <w:b/>
           <w:color w:val="1F4E9A"/>
         </w:rPr>
-        <w:t>[Diapositiva · Flask]</w:t>
+        <w:t>[Diapositiva 8 · Flask]</w:t>
       </w:r>
     </w:p>
     <w:p>
@@ -424,7 +424,7 @@
           <w:b/>
           <w:color w:val="1F4E9A"/>
         </w:rPr>
-        <w:t>[Diapositiva · Modelo]</w:t>
+        <w:t>[Diapositiva 9 · Modelo]</w:t>
       </w:r>
     </w:p>
     <w:p>
@@ -475,7 +475,7 @@
           <w:b/>
           <w:color w:val="1F4E9A"/>
         </w:rPr>
-        <w:t>[Diapositiva · Servidor]</w:t>
+        <w:t>[Diapositiva 10 · Servidor]</w:t>
       </w:r>
     </w:p>
     <w:p>
@@ -526,7 +526,7 @@
           <w:b/>
           <w:color w:val="1F4E9A"/>
         </w:rPr>
-        <w:t>[Diapositiva · Cómo se ve un cuaderno de Colab]</w:t>
+        <w:t>[Diapositiva 11 · Cómo se ve un cuaderno de Colab]</w:t>
       </w:r>
     </w:p>
     <w:p>
